--- a/Machine Learning.docx
+++ b/Machine Learning.docx
@@ -548,11 +548,9 @@
           <w:numId w:val="2"/>
         </w:numPr>
       </w:pPr>
-      <w:proofErr w:type="spellStart"/>
       <w:r>
         <w:t>Sitout</w:t>
       </w:r>
-      <w:proofErr w:type="spellEnd"/>
     </w:p>
     <w:p>
       <w:pPr>
@@ -736,15 +734,7 @@
           </w:tcPr>
           <w:p>
             <w:r>
-              <w:t xml:space="preserve">Clean and </w:t>
-            </w:r>
-            <w:proofErr w:type="spellStart"/>
-            <w:r>
-              <w:t>analyze</w:t>
-            </w:r>
-            <w:proofErr w:type="spellEnd"/>
-            <w:r>
-              <w:t xml:space="preserve"> data before training.</w:t>
+              <w:t>Clean and analyze data before training.</w:t>
             </w:r>
           </w:p>
         </w:tc>
@@ -1229,21 +1219,12 @@
       <w:r>
         <w:t xml:space="preserve">Supervised learning uses </w:t>
       </w:r>
-      <w:proofErr w:type="spellStart"/>
-      <w:r>
-        <w:rPr>
-          <w:b/>
-          <w:bCs/>
-        </w:rPr>
-        <w:t>labeled</w:t>
-      </w:r>
-      <w:proofErr w:type="spellEnd"/>
-      <w:r>
-        <w:rPr>
-          <w:b/>
-          <w:bCs/>
-        </w:rPr>
-        <w:t xml:space="preserve"> data</w:t>
+      <w:r>
+        <w:rPr>
+          <w:b/>
+          <w:bCs/>
+        </w:rPr>
+        <w:t>labeled data</w:t>
       </w:r>
       <w:r>
         <w:t>.</w:t>
@@ -1629,15 +1610,7 @@
               <w:t xml:space="preserve">SKLDRN → </w:t>
             </w:r>
             <w:r>
-              <w:t>resembles “</w:t>
-            </w:r>
-            <w:proofErr w:type="spellStart"/>
-            <w:r>
-              <w:t>sklearn</w:t>
-            </w:r>
-            <w:proofErr w:type="spellEnd"/>
-            <w:r>
-              <w:t>” (ML-related</w:t>
+              <w:t>resembles “sklearn” (ML-related</w:t>
             </w:r>
             <w:r>
               <w:rPr>
@@ -1661,15 +1634,7 @@
           </w:tcPr>
           <w:p>
             <w:r>
-              <w:t xml:space="preserve">K-Nearest </w:t>
-            </w:r>
-            <w:proofErr w:type="spellStart"/>
-            <w:r>
-              <w:t>Neighbors</w:t>
-            </w:r>
-            <w:proofErr w:type="spellEnd"/>
-            <w:r>
-              <w:t xml:space="preserve"> (KNN)</w:t>
+              <w:t>K-Nearest Neighbors (KNN)</w:t>
             </w:r>
           </w:p>
         </w:tc>
@@ -1986,21 +1951,12 @@
       <w:r>
         <w:t xml:space="preserve">Unsupervised learning uses </w:t>
       </w:r>
-      <w:proofErr w:type="spellStart"/>
-      <w:r>
-        <w:rPr>
-          <w:b/>
-          <w:bCs/>
-        </w:rPr>
-        <w:t>unlabeled</w:t>
-      </w:r>
-      <w:proofErr w:type="spellEnd"/>
-      <w:r>
-        <w:rPr>
-          <w:b/>
-          <w:bCs/>
-        </w:rPr>
-        <w:t xml:space="preserve"> data</w:t>
+      <w:r>
+        <w:rPr>
+          <w:b/>
+          <w:bCs/>
+        </w:rPr>
+        <w:t>unlabeled data</w:t>
       </w:r>
       <w:r>
         <w:t>.</w:t>
@@ -3020,15 +2976,7 @@
           </w:tcPr>
           <w:p>
             <w:r>
-              <w:t xml:space="preserve">Uses </w:t>
-            </w:r>
-            <w:proofErr w:type="spellStart"/>
-            <w:r>
-              <w:t>labeled</w:t>
-            </w:r>
-            <w:proofErr w:type="spellEnd"/>
-            <w:r>
-              <w:t xml:space="preserve"> data</w:t>
+              <w:t>Uses labeled data</w:t>
             </w:r>
           </w:p>
         </w:tc>
@@ -3057,15 +3005,7 @@
           </w:tcPr>
           <w:p>
             <w:r>
-              <w:t xml:space="preserve">Uses </w:t>
-            </w:r>
-            <w:proofErr w:type="spellStart"/>
-            <w:r>
-              <w:t>unlabeled</w:t>
-            </w:r>
-            <w:proofErr w:type="spellEnd"/>
-            <w:r>
-              <w:t xml:space="preserve"> data</w:t>
+              <w:t>Uses unlabeled data</w:t>
             </w:r>
           </w:p>
         </w:tc>
@@ -4210,11 +4150,9 @@
             <w:hideMark/>
           </w:tcPr>
           <w:p>
-            <w:proofErr w:type="spellStart"/>
             <w:r>
               <w:t>Setosa</w:t>
             </w:r>
-            <w:proofErr w:type="spellEnd"/>
           </w:p>
         </w:tc>
       </w:tr>
@@ -4342,23 +4280,7 @@
           <w:b/>
           <w:bCs/>
         </w:rPr>
-        <w:t xml:space="preserve">K-Nearest </w:t>
-      </w:r>
-      <w:proofErr w:type="spellStart"/>
-      <w:r>
-        <w:rPr>
-          <w:b/>
-          <w:bCs/>
-        </w:rPr>
-        <w:t>Neighbors</w:t>
-      </w:r>
-      <w:proofErr w:type="spellEnd"/>
-      <w:r>
-        <w:rPr>
-          <w:b/>
-          <w:bCs/>
-        </w:rPr>
-        <w:t xml:space="preserve"> (KNN)</w:t>
+        <w:t>K-Nearest Neighbors (KNN)</w:t>
       </w:r>
     </w:p>
     <w:p>
@@ -4370,17 +4292,8 @@
           <w:b/>
           <w:bCs/>
         </w:rPr>
-        <w:t xml:space="preserve">K-Nearest </w:t>
-      </w:r>
-      <w:proofErr w:type="spellStart"/>
-      <w:r>
-        <w:rPr>
-          <w:b/>
-          <w:bCs/>
-        </w:rPr>
-        <w:t>Neighbors</w:t>
-      </w:r>
-      <w:proofErr w:type="spellEnd"/>
+        <w:t>K-Nearest Neighbors</w:t>
+      </w:r>
       <w:r>
         <w:t>.</w:t>
       </w:r>
@@ -4450,15 +4363,7 @@
         </w:numPr>
       </w:pPr>
       <w:r>
-        <w:t xml:space="preserve">It classifies a data point based on the classes of its nearest </w:t>
-      </w:r>
-      <w:proofErr w:type="spellStart"/>
-      <w:r>
-        <w:t>neighbors</w:t>
-      </w:r>
-      <w:proofErr w:type="spellEnd"/>
-      <w:r>
-        <w:t>.</w:t>
+        <w:t>It classifies a data point based on the classes of its nearest neighbors.</w:t>
       </w:r>
     </w:p>
     <w:p>
@@ -5327,7 +5232,7 @@
     <w:p>
       <w:r>
         <w:pict w14:anchorId="7F146C18">
-          <v:rect id="_x0000_i1366" style="width:0;height:1.5pt" o:hralign="center" o:hrstd="t" o:hr="t" fillcolor="#a0a0a0" stroked="f"/>
+          <v:rect id="_x0000_i1042" style="width:0;height:1.5pt" o:hralign="center" o:hrstd="t" o:hr="t" fillcolor="#a0a0a0" stroked="f"/>
         </w:pict>
       </w:r>
     </w:p>
@@ -5361,7 +5266,7 @@
     <w:p>
       <w:r>
         <w:pict w14:anchorId="4D83C782">
-          <v:rect id="_x0000_i1367" style="width:0;height:1.5pt" o:hralign="center" o:hrstd="t" o:hr="t" fillcolor="#a0a0a0" stroked="f"/>
+          <v:rect id="_x0000_i1043" style="width:0;height:1.5pt" o:hralign="center" o:hrstd="t" o:hr="t" fillcolor="#a0a0a0" stroked="f"/>
         </w:pict>
       </w:r>
     </w:p>
@@ -5395,7 +5300,7 @@
     <w:p>
       <w:r>
         <w:pict w14:anchorId="5389AA8E">
-          <v:rect id="_x0000_i1368" style="width:0;height:1.5pt" o:hralign="center" o:hrstd="t" o:hr="t" fillcolor="#a0a0a0" stroked="f"/>
+          <v:rect id="_x0000_i1044" style="width:0;height:1.5pt" o:hralign="center" o:hrstd="t" o:hr="t" fillcolor="#a0a0a0" stroked="f"/>
         </w:pict>
       </w:r>
     </w:p>
@@ -5429,7 +5334,7 @@
     <w:p>
       <w:r>
         <w:pict w14:anchorId="6360EBBD">
-          <v:rect id="_x0000_i1369" style="width:0;height:1.5pt" o:hralign="center" o:hrstd="t" o:hr="t" fillcolor="#a0a0a0" stroked="f"/>
+          <v:rect id="_x0000_i1045" style="width:0;height:1.5pt" o:hralign="center" o:hrstd="t" o:hr="t" fillcolor="#a0a0a0" stroked="f"/>
         </w:pict>
       </w:r>
     </w:p>
@@ -5463,7 +5368,7 @@
     <w:p>
       <w:r>
         <w:pict w14:anchorId="1840AFEB">
-          <v:rect id="_x0000_i1370" style="width:0;height:1.5pt" o:hralign="center" o:hrstd="t" o:hr="t" fillcolor="#a0a0a0" stroked="f"/>
+          <v:rect id="_x0000_i1046" style="width:0;height:1.5pt" o:hralign="center" o:hrstd="t" o:hr="t" fillcolor="#a0a0a0" stroked="f"/>
         </w:pict>
       </w:r>
     </w:p>
@@ -5497,7 +5402,7 @@
     <w:p>
       <w:r>
         <w:pict w14:anchorId="04A98053">
-          <v:rect id="_x0000_i1371" style="width:0;height:1.5pt" o:hralign="center" o:hrstd="t" o:hr="t" fillcolor="#a0a0a0" stroked="f"/>
+          <v:rect id="_x0000_i1047" style="width:0;height:1.5pt" o:hralign="center" o:hrstd="t" o:hr="t" fillcolor="#a0a0a0" stroked="f"/>
         </w:pict>
       </w:r>
     </w:p>
@@ -5525,22 +5430,14 @@
         <w:t>Answer:</w:t>
       </w:r>
       <w:r>
-        <w:t xml:space="preserve"> Supervised learning is a type of ML where the model is trained using </w:t>
-      </w:r>
-      <w:proofErr w:type="spellStart"/>
-      <w:r>
-        <w:t>labeled</w:t>
-      </w:r>
-      <w:proofErr w:type="spellEnd"/>
-      <w:r>
-        <w:t xml:space="preserve"> data containing both inputs and correct outputs.</w:t>
+        <w:t xml:space="preserve"> Supervised learning is a type of ML where the model is trained using labeled data containing both inputs and correct outputs.</w:t>
       </w:r>
     </w:p>
     <w:p>
       <w:r>
         <w:lastRenderedPageBreak/>
         <w:pict w14:anchorId="75AC9B3C">
-          <v:rect id="_x0000_i1372" style="width:0;height:1.5pt" o:hralign="center" o:hrstd="t" o:hr="t" fillcolor="#a0a0a0" stroked="f"/>
+          <v:rect id="_x0000_i1048" style="width:0;height:1.5pt" o:hralign="center" o:hrstd="t" o:hr="t" fillcolor="#a0a0a0" stroked="f"/>
         </w:pict>
       </w:r>
     </w:p>
@@ -5568,21 +5465,13 @@
         <w:t>Answer:</w:t>
       </w:r>
       <w:r>
-        <w:t xml:space="preserve"> Unsupervised learning is a type of ML where the model learns patterns from </w:t>
-      </w:r>
-      <w:proofErr w:type="spellStart"/>
-      <w:r>
-        <w:t>unlabeled</w:t>
-      </w:r>
-      <w:proofErr w:type="spellEnd"/>
-      <w:r>
-        <w:t xml:space="preserve"> data without correct outputs.</w:t>
+        <w:t xml:space="preserve"> Unsupervised learning is a type of ML where the model learns patterns from unlabeled data without correct outputs.</w:t>
       </w:r>
     </w:p>
     <w:p>
       <w:r>
         <w:pict w14:anchorId="79CC37A4">
-          <v:rect id="_x0000_i1373" style="width:0;height:1.5pt" o:hralign="center" o:hrstd="t" o:hr="t" fillcolor="#a0a0a0" stroked="f"/>
+          <v:rect id="_x0000_i1049" style="width:0;height:1.5pt" o:hralign="center" o:hrstd="t" o:hr="t" fillcolor="#a0a0a0" stroked="f"/>
         </w:pict>
       </w:r>
     </w:p>
@@ -5616,7 +5505,7 @@
     <w:p>
       <w:r>
         <w:pict w14:anchorId="2A7F8FAE">
-          <v:rect id="_x0000_i1374" style="width:0;height:1.5pt" o:hralign="center" o:hrstd="t" o:hr="t" fillcolor="#a0a0a0" stroked="f"/>
+          <v:rect id="_x0000_i1050" style="width:0;height:1.5pt" o:hralign="center" o:hrstd="t" o:hr="t" fillcolor="#a0a0a0" stroked="f"/>
         </w:pict>
       </w:r>
     </w:p>
@@ -5650,7 +5539,7 @@
     <w:p>
       <w:r>
         <w:pict w14:anchorId="7AB7DED9">
-          <v:rect id="_x0000_i1375" style="width:0;height:1.5pt" o:hralign="center" o:hrstd="t" o:hr="t" fillcolor="#a0a0a0" stroked="f"/>
+          <v:rect id="_x0000_i1051" style="width:0;height:1.5pt" o:hralign="center" o:hrstd="t" o:hr="t" fillcolor="#a0a0a0" stroked="f"/>
         </w:pict>
       </w:r>
     </w:p>
@@ -5684,7 +5573,7 @@
     <w:p>
       <w:r>
         <w:pict w14:anchorId="7AED2676">
-          <v:rect id="_x0000_i1376" style="width:0;height:1.5pt" o:hralign="center" o:hrstd="t" o:hr="t" fillcolor="#a0a0a0" stroked="f"/>
+          <v:rect id="_x0000_i1052" style="width:0;height:1.5pt" o:hralign="center" o:hrstd="t" o:hr="t" fillcolor="#a0a0a0" stroked="f"/>
         </w:pict>
       </w:r>
     </w:p>
@@ -5718,7 +5607,7 @@
     <w:p>
       <w:r>
         <w:pict w14:anchorId="76E971FA">
-          <v:rect id="_x0000_i1377" style="width:0;height:1.5pt" o:hralign="center" o:hrstd="t" o:hr="t" fillcolor="#a0a0a0" stroked="f"/>
+          <v:rect id="_x0000_i1053" style="width:0;height:1.5pt" o:hralign="center" o:hrstd="t" o:hr="t" fillcolor="#a0a0a0" stroked="f"/>
         </w:pict>
       </w:r>
     </w:p>
@@ -5752,7 +5641,7 @@
     <w:p>
       <w:r>
         <w:pict w14:anchorId="74C6806C">
-          <v:rect id="_x0000_i1378" style="width:0;height:1.5pt" o:hralign="center" o:hrstd="t" o:hr="t" fillcolor="#a0a0a0" stroked="f"/>
+          <v:rect id="_x0000_i1054" style="width:0;height:1.5pt" o:hralign="center" o:hrstd="t" o:hr="t" fillcolor="#a0a0a0" stroked="f"/>
         </w:pict>
       </w:r>
     </w:p>
@@ -5780,21 +5669,13 @@
         <w:t>Answer:</w:t>
       </w:r>
       <w:r>
-        <w:t xml:space="preserve"> EDA is the process of </w:t>
-      </w:r>
-      <w:proofErr w:type="spellStart"/>
-      <w:r>
-        <w:t>analyzing</w:t>
-      </w:r>
-      <w:proofErr w:type="spellEnd"/>
-      <w:r>
-        <w:t xml:space="preserve"> and visualizing data to understand patterns, trends, and relationships before model training.</w:t>
+        <w:t xml:space="preserve"> EDA is the process of analyzing and visualizing data to understand patterns, trends, and relationships before model training.</w:t>
       </w:r>
     </w:p>
     <w:p>
       <w:r>
         <w:pict w14:anchorId="7E39B221">
-          <v:rect id="_x0000_i1379" style="width:0;height:1.5pt" o:hralign="center" o:hrstd="t" o:hr="t" fillcolor="#a0a0a0" stroked="f"/>
+          <v:rect id="_x0000_i1055" style="width:0;height:1.5pt" o:hralign="center" o:hrstd="t" o:hr="t" fillcolor="#a0a0a0" stroked="f"/>
         </w:pict>
       </w:r>
     </w:p>
@@ -5829,7 +5710,7 @@
     <w:p>
       <w:r>
         <w:pict w14:anchorId="0673A8C8">
-          <v:rect id="_x0000_i1380" style="width:0;height:1.5pt" o:hralign="center" o:hrstd="t" o:hr="t" fillcolor="#a0a0a0" stroked="f"/>
+          <v:rect id="_x0000_i1056" style="width:0;height:1.5pt" o:hralign="center" o:hrstd="t" o:hr="t" fillcolor="#a0a0a0" stroked="f"/>
         </w:pict>
       </w:r>
     </w:p>
@@ -5863,7 +5744,7 @@
     <w:p>
       <w:r>
         <w:pict w14:anchorId="1E1EBFD3">
-          <v:rect id="_x0000_i1381" style="width:0;height:1.5pt" o:hralign="center" o:hrstd="t" o:hr="t" fillcolor="#a0a0a0" stroked="f"/>
+          <v:rect id="_x0000_i1057" style="width:0;height:1.5pt" o:hralign="center" o:hrstd="t" o:hr="t" fillcolor="#a0a0a0" stroked="f"/>
         </w:pict>
       </w:r>
     </w:p>
@@ -5897,7 +5778,7 @@
     <w:p>
       <w:r>
         <w:pict w14:anchorId="1CB1B9DA">
-          <v:rect id="_x0000_i1382" style="width:0;height:1.5pt" o:hralign="center" o:hrstd="t" o:hr="t" fillcolor="#a0a0a0" stroked="f"/>
+          <v:rect id="_x0000_i1058" style="width:0;height:1.5pt" o:hralign="center" o:hrstd="t" o:hr="t" fillcolor="#a0a0a0" stroked="f"/>
         </w:pict>
       </w:r>
     </w:p>
@@ -5946,7 +5827,7 @@
     <w:p>
       <w:r>
         <w:pict w14:anchorId="69339C83">
-          <v:rect id="_x0000_i1383" style="width:0;height:1.5pt" o:hralign="center" o:hrstd="t" o:hr="t" fillcolor="#a0a0a0" stroked="f"/>
+          <v:rect id="_x0000_i1059" style="width:0;height:1.5pt" o:hralign="center" o:hrstd="t" o:hr="t" fillcolor="#a0a0a0" stroked="f"/>
         </w:pict>
       </w:r>
     </w:p>
@@ -5980,7 +5861,7 @@
     <w:p>
       <w:r>
         <w:pict w14:anchorId="7C082FE4">
-          <v:rect id="_x0000_i1384" style="width:0;height:1.5pt" o:hralign="center" o:hrstd="t" o:hr="t" fillcolor="#a0a0a0" stroked="f"/>
+          <v:rect id="_x0000_i1060" style="width:0;height:1.5pt" o:hralign="center" o:hrstd="t" o:hr="t" fillcolor="#a0a0a0" stroked="f"/>
         </w:pict>
       </w:r>
     </w:p>
@@ -6014,7 +5895,7 @@
     <w:p>
       <w:r>
         <w:pict w14:anchorId="61224A04">
-          <v:rect id="_x0000_i1385" style="width:0;height:1.5pt" o:hralign="center" o:hrstd="t" o:hr="t" fillcolor="#a0a0a0" stroked="f"/>
+          <v:rect id="_x0000_i1061" style="width:0;height:1.5pt" o:hralign="center" o:hrstd="t" o:hr="t" fillcolor="#a0a0a0" stroked="f"/>
         </w:pict>
       </w:r>
     </w:p>
@@ -6048,7 +5929,7 @@
     <w:p>
       <w:r>
         <w:pict w14:anchorId="7B7E75F5">
-          <v:rect id="_x0000_i1386" style="width:0;height:1.5pt" o:hralign="center" o:hrstd="t" o:hr="t" fillcolor="#a0a0a0" stroked="f"/>
+          <v:rect id="_x0000_i1062" style="width:0;height:1.5pt" o:hralign="center" o:hrstd="t" o:hr="t" fillcolor="#a0a0a0" stroked="f"/>
         </w:pict>
       </w:r>
     </w:p>
@@ -6083,7 +5964,7 @@
     <w:p>
       <w:r>
         <w:pict w14:anchorId="3D803788">
-          <v:rect id="_x0000_i1387" style="width:0;height:1.5pt" o:hralign="center" o:hrstd="t" o:hr="t" fillcolor="#a0a0a0" stroked="f"/>
+          <v:rect id="_x0000_i1063" style="width:0;height:1.5pt" o:hralign="center" o:hrstd="t" o:hr="t" fillcolor="#a0a0a0" stroked="f"/>
         </w:pict>
       </w:r>
     </w:p>
@@ -6117,7 +5998,7 @@
     <w:p>
       <w:r>
         <w:pict w14:anchorId="7ADF3C3C">
-          <v:rect id="_x0000_i1388" style="width:0;height:1.5pt" o:hralign="center" o:hrstd="t" o:hr="t" fillcolor="#a0a0a0" stroked="f"/>
+          <v:rect id="_x0000_i1064" style="width:0;height:1.5pt" o:hralign="center" o:hrstd="t" o:hr="t" fillcolor="#a0a0a0" stroked="f"/>
         </w:pict>
       </w:r>
     </w:p>
@@ -6151,7 +6032,7 @@
     <w:p>
       <w:r>
         <w:pict w14:anchorId="6116D636">
-          <v:rect id="_x0000_i1389" style="width:0;height:1.5pt" o:hralign="center" o:hrstd="t" o:hr="t" fillcolor="#a0a0a0" stroked="f"/>
+          <v:rect id="_x0000_i1065" style="width:0;height:1.5pt" o:hralign="center" o:hrstd="t" o:hr="t" fillcolor="#a0a0a0" stroked="f"/>
         </w:pict>
       </w:r>
     </w:p>
@@ -6179,21 +6060,13 @@
         <w:t>Answer:</w:t>
       </w:r>
       <w:r>
-        <w:t xml:space="preserve"> The Iris dataset is a famous ML dataset containing three flower classes: </w:t>
-      </w:r>
-      <w:proofErr w:type="spellStart"/>
-      <w:r>
-        <w:t>Setosa</w:t>
-      </w:r>
-      <w:proofErr w:type="spellEnd"/>
-      <w:r>
-        <w:t>, Versicolor, and Virginica.</w:t>
+        <w:t xml:space="preserve"> The Iris dataset is a famous ML dataset containing three flower classes: Setosa, Versicolor, and Virginica.</w:t>
       </w:r>
     </w:p>
     <w:p>
       <w:r>
         <w:pict w14:anchorId="4424BEBE">
-          <v:rect id="_x0000_i1390" style="width:0;height:1.5pt" o:hralign="center" o:hrstd="t" o:hr="t" fillcolor="#a0a0a0" stroked="f"/>
+          <v:rect id="_x0000_i1066" style="width:0;height:1.5pt" o:hralign="center" o:hrstd="t" o:hr="t" fillcolor="#a0a0a0" stroked="f"/>
         </w:pict>
       </w:r>
     </w:p>
@@ -6209,23 +6082,7 @@
           <w:b/>
           <w:bCs/>
         </w:rPr>
-        <w:t xml:space="preserve">26. What is K-Nearest </w:t>
-      </w:r>
-      <w:proofErr w:type="spellStart"/>
-      <w:r>
-        <w:rPr>
-          <w:b/>
-          <w:bCs/>
-        </w:rPr>
-        <w:t>Neighbors</w:t>
-      </w:r>
-      <w:proofErr w:type="spellEnd"/>
-      <w:r>
-        <w:rPr>
-          <w:b/>
-          <w:bCs/>
-        </w:rPr>
-        <w:t xml:space="preserve"> (KNN)?</w:t>
+        <w:t>26. What is K-Nearest Neighbors (KNN)?</w:t>
       </w:r>
     </w:p>
     <w:p>
@@ -6237,21 +6094,13 @@
         <w:t>Answer:</w:t>
       </w:r>
       <w:r>
-        <w:t xml:space="preserve"> KNN is a supervised learning algorithm that classifies data based on the nearest </w:t>
-      </w:r>
-      <w:proofErr w:type="spellStart"/>
-      <w:r>
-        <w:t>neighboring</w:t>
-      </w:r>
-      <w:proofErr w:type="spellEnd"/>
-      <w:r>
-        <w:t xml:space="preserve"> data points.</w:t>
+        <w:t xml:space="preserve"> KNN is a supervised learning algorithm that classifies data based on the nearest neighboring data points.</w:t>
       </w:r>
     </w:p>
     <w:p>
       <w:r>
         <w:pict w14:anchorId="50B652CB">
-          <v:rect id="_x0000_i1391" style="width:0;height:1.5pt" o:hralign="center" o:hrstd="t" o:hr="t" fillcolor="#a0a0a0" stroked="f"/>
+          <v:rect id="_x0000_i1067" style="width:0;height:1.5pt" o:hralign="center" o:hrstd="t" o:hr="t" fillcolor="#a0a0a0" stroked="f"/>
         </w:pict>
       </w:r>
     </w:p>
@@ -6279,21 +6128,13 @@
         <w:t>Answer:</w:t>
       </w:r>
       <w:r>
-        <w:t xml:space="preserve"> KNN uses distance metrics to identify the nearest </w:t>
-      </w:r>
-      <w:proofErr w:type="spellStart"/>
-      <w:r>
-        <w:t>neighbors</w:t>
-      </w:r>
-      <w:proofErr w:type="spellEnd"/>
-      <w:r>
-        <w:t xml:space="preserve"> for prediction.</w:t>
+        <w:t xml:space="preserve"> KNN uses distance metrics to identify the nearest neighbors for prediction.</w:t>
       </w:r>
     </w:p>
     <w:p>
       <w:r>
         <w:pict w14:anchorId="7D93126E">
-          <v:rect id="_x0000_i1392" style="width:0;height:1.5pt" o:hralign="center" o:hrstd="t" o:hr="t" fillcolor="#a0a0a0" stroked="f"/>
+          <v:rect id="_x0000_i1068" style="width:0;height:1.5pt" o:hralign="center" o:hrstd="t" o:hr="t" fillcolor="#a0a0a0" stroked="f"/>
         </w:pict>
       </w:r>
     </w:p>
@@ -6332,7 +6173,7 @@
     <w:p>
       <w:r>
         <w:pict w14:anchorId="0E36FA41">
-          <v:rect id="_x0000_i1393" style="width:0;height:1.5pt" o:hralign="center" o:hrstd="t" o:hr="t" fillcolor="#a0a0a0" stroked="f"/>
+          <v:rect id="_x0000_i1069" style="width:0;height:1.5pt" o:hralign="center" o:hrstd="t" o:hr="t" fillcolor="#a0a0a0" stroked="f"/>
         </w:pict>
       </w:r>
     </w:p>
@@ -6372,7 +6213,7 @@
     <w:p>
       <w:r>
         <w:pict w14:anchorId="6E2B3F7D">
-          <v:rect id="_x0000_i1394" style="width:0;height:1.5pt" o:hralign="center" o:hrstd="t" o:hr="t" fillcolor="#a0a0a0" stroked="f"/>
+          <v:rect id="_x0000_i1070" style="width:0;height:1.5pt" o:hralign="center" o:hrstd="t" o:hr="t" fillcolor="#a0a0a0" stroked="f"/>
         </w:pict>
       </w:r>
     </w:p>
@@ -6400,21 +6241,13 @@
         <w:t>Answer:</w:t>
       </w:r>
       <w:r>
-        <w:t xml:space="preserve"> KNN identifies the nearest </w:t>
-      </w:r>
-      <w:proofErr w:type="spellStart"/>
-      <w:r>
-        <w:t>neighbors</w:t>
-      </w:r>
-      <w:proofErr w:type="spellEnd"/>
-      <w:r>
-        <w:t xml:space="preserve"> and assigns the class that appears most frequently among them.</w:t>
+        <w:t xml:space="preserve"> KNN identifies the nearest neighbors and assigns the class that appears most frequently among them.</w:t>
       </w:r>
     </w:p>
     <w:p>
       <w:r>
         <w:pict w14:anchorId="0C2FA13D">
-          <v:rect id="_x0000_i1395" style="width:0;height:1.5pt" o:hralign="center" o:hrstd="t" o:hr="t" fillcolor="#a0a0a0" stroked="f"/>
+          <v:rect id="_x0000_i1071" style="width:0;height:1.5pt" o:hralign="center" o:hrstd="t" o:hr="t" fillcolor="#a0a0a0" stroked="f"/>
         </w:pict>
       </w:r>
     </w:p>
@@ -6448,7 +6281,7 @@
     <w:p>
       <w:r>
         <w:pict w14:anchorId="1A495A55">
-          <v:rect id="_x0000_i1396" style="width:0;height:1.5pt" o:hralign="center" o:hrstd="t" o:hr="t" fillcolor="#a0a0a0" stroked="f"/>
+          <v:rect id="_x0000_i1072" style="width:0;height:1.5pt" o:hralign="center" o:hrstd="t" o:hr="t" fillcolor="#a0a0a0" stroked="f"/>
         </w:pict>
       </w:r>
     </w:p>
@@ -6482,7 +6315,7 @@
     <w:p>
       <w:r>
         <w:pict w14:anchorId="0B1B3910">
-          <v:rect id="_x0000_i1397" style="width:0;height:1.5pt" o:hralign="center" o:hrstd="t" o:hr="t" fillcolor="#a0a0a0" stroked="f"/>
+          <v:rect id="_x0000_i1073" style="width:0;height:1.5pt" o:hralign="center" o:hrstd="t" o:hr="t" fillcolor="#a0a0a0" stroked="f"/>
         </w:pict>
       </w:r>
     </w:p>
@@ -6498,39 +6331,7 @@
           <w:b/>
           <w:bCs/>
         </w:rPr>
-        <w:t xml:space="preserve">33. Differentiate between </w:t>
-      </w:r>
-      <w:proofErr w:type="spellStart"/>
-      <w:r>
-        <w:rPr>
-          <w:b/>
-          <w:bCs/>
-        </w:rPr>
-        <w:t>labeled</w:t>
-      </w:r>
-      <w:proofErr w:type="spellEnd"/>
-      <w:r>
-        <w:rPr>
-          <w:b/>
-          <w:bCs/>
-        </w:rPr>
-        <w:t xml:space="preserve"> and </w:t>
-      </w:r>
-      <w:proofErr w:type="spellStart"/>
-      <w:r>
-        <w:rPr>
-          <w:b/>
-          <w:bCs/>
-        </w:rPr>
-        <w:t>unlabeled</w:t>
-      </w:r>
-      <w:proofErr w:type="spellEnd"/>
-      <w:r>
-        <w:rPr>
-          <w:b/>
-          <w:bCs/>
-        </w:rPr>
-        <w:t xml:space="preserve"> data.</w:t>
+        <w:t>33. Differentiate between labeled and unlabeled data.</w:t>
       </w:r>
     </w:p>
     <w:p>
@@ -6542,29 +6343,13 @@
         <w:t>Answer:</w:t>
       </w:r>
       <w:r>
-        <w:t xml:space="preserve"> </w:t>
-      </w:r>
-      <w:proofErr w:type="spellStart"/>
-      <w:r>
-        <w:t>Labeled</w:t>
-      </w:r>
-      <w:proofErr w:type="spellEnd"/>
-      <w:r>
-        <w:t xml:space="preserve"> data contains input-output pairs, while </w:t>
-      </w:r>
-      <w:proofErr w:type="spellStart"/>
-      <w:r>
-        <w:t>unlabeled</w:t>
-      </w:r>
-      <w:proofErr w:type="spellEnd"/>
-      <w:r>
-        <w:t xml:space="preserve"> data contains only inputs without outputs.</w:t>
+        <w:t xml:space="preserve"> Labeled data contains input-output pairs, while unlabeled data contains only inputs without outputs.</w:t>
       </w:r>
     </w:p>
     <w:p>
       <w:r>
         <w:pict w14:anchorId="2E68C78C">
-          <v:rect id="_x0000_i1398" style="width:0;height:1.5pt" o:hralign="center" o:hrstd="t" o:hr="t" fillcolor="#a0a0a0" stroked="f"/>
+          <v:rect id="_x0000_i1074" style="width:0;height:1.5pt" o:hralign="center" o:hrstd="t" o:hr="t" fillcolor="#a0a0a0" stroked="f"/>
         </w:pict>
       </w:r>
     </w:p>
@@ -6592,29 +6377,13 @@
         <w:t>Answer:</w:t>
       </w:r>
       <w:r>
-        <w:t xml:space="preserve"> Supervised learning uses </w:t>
-      </w:r>
-      <w:proofErr w:type="spellStart"/>
-      <w:r>
-        <w:t>labeled</w:t>
-      </w:r>
-      <w:proofErr w:type="spellEnd"/>
-      <w:r>
-        <w:t xml:space="preserve"> data, whereas unsupervised learning uses </w:t>
-      </w:r>
-      <w:proofErr w:type="spellStart"/>
-      <w:r>
-        <w:t>unlabeled</w:t>
-      </w:r>
-      <w:proofErr w:type="spellEnd"/>
-      <w:r>
-        <w:t xml:space="preserve"> data to find hidden patterns.</w:t>
+        <w:t xml:space="preserve"> Supervised learning uses labeled data, whereas unsupervised learning uses unlabeled data to find hidden patterns.</w:t>
       </w:r>
     </w:p>
     <w:p>
       <w:r>
         <w:pict w14:anchorId="04BC0A33">
-          <v:rect id="_x0000_i1399" style="width:0;height:1.5pt" o:hralign="center" o:hrstd="t" o:hr="t" fillcolor="#a0a0a0" stroked="f"/>
+          <v:rect id="_x0000_i1075" style="width:0;height:1.5pt" o:hralign="center" o:hrstd="t" o:hr="t" fillcolor="#a0a0a0" stroked="f"/>
         </w:pict>
       </w:r>
     </w:p>
@@ -6657,21 +6426,13 @@
         <w:t>Answer:</w:t>
       </w:r>
       <w:r>
-        <w:t xml:space="preserve"> ML algorithms </w:t>
-      </w:r>
-      <w:proofErr w:type="spellStart"/>
-      <w:r>
-        <w:t>analyze</w:t>
-      </w:r>
-      <w:proofErr w:type="spellEnd"/>
-      <w:r>
-        <w:t xml:space="preserve"> patterns and relationships in training data and automatically generate prediction rules without explicit programming.</w:t>
+        <w:t xml:space="preserve"> ML algorithms analyze patterns and relationships in training data and automatically generate prediction rules without explicit programming.</w:t>
       </w:r>
     </w:p>
     <w:p>
       <w:r>
         <w:pict w14:anchorId="3CDFECD1">
-          <v:rect id="_x0000_i1400" style="width:0;height:1.5pt" o:hralign="center" o:hrstd="t" o:hr="t" fillcolor="#a0a0a0" stroked="f"/>
+          <v:rect id="_x0000_i1076" style="width:0;height:1.5pt" o:hralign="center" o:hrstd="t" o:hr="t" fillcolor="#a0a0a0" stroked="f"/>
         </w:pict>
       </w:r>
     </w:p>
@@ -6705,7 +6466,7 @@
     <w:p>
       <w:r>
         <w:pict w14:anchorId="758CE0CB">
-          <v:rect id="_x0000_i1401" style="width:0;height:1.5pt" o:hralign="center" o:hrstd="t" o:hr="t" fillcolor="#a0a0a0" stroked="f"/>
+          <v:rect id="_x0000_i1077" style="width:0;height:1.5pt" o:hralign="center" o:hrstd="t" o:hr="t" fillcolor="#a0a0a0" stroked="f"/>
         </w:pict>
       </w:r>
     </w:p>
@@ -6734,21 +6495,13 @@
         <w:t>Answer:</w:t>
       </w:r>
       <w:r>
-        <w:t xml:space="preserve"> EDA is time-consuming because data must be cleaned, visualized, and </w:t>
-      </w:r>
-      <w:proofErr w:type="spellStart"/>
-      <w:r>
-        <w:t>analyzed</w:t>
-      </w:r>
-      <w:proofErr w:type="spellEnd"/>
-      <w:r>
-        <w:t xml:space="preserve"> before model training.</w:t>
+        <w:t xml:space="preserve"> EDA is time-consuming because data must be cleaned, visualized, and analyzed before model training.</w:t>
       </w:r>
     </w:p>
     <w:p>
       <w:r>
         <w:pict w14:anchorId="3898C7E7">
-          <v:rect id="_x0000_i1402" style="width:0;height:1.5pt" o:hralign="center" o:hrstd="t" o:hr="t" fillcolor="#a0a0a0" stroked="f"/>
+          <v:rect id="_x0000_i1078" style="width:0;height:1.5pt" o:hralign="center" o:hrstd="t" o:hr="t" fillcolor="#a0a0a0" stroked="f"/>
         </w:pict>
       </w:r>
     </w:p>
@@ -6782,7 +6535,7 @@
     <w:p>
       <w:r>
         <w:pict w14:anchorId="5839C202">
-          <v:rect id="_x0000_i1403" style="width:0;height:1.5pt" o:hralign="center" o:hrstd="t" o:hr="t" fillcolor="#a0a0a0" stroked="f"/>
+          <v:rect id="_x0000_i1079" style="width:0;height:1.5pt" o:hralign="center" o:hrstd="t" o:hr="t" fillcolor="#a0a0a0" stroked="f"/>
         </w:pict>
       </w:r>
     </w:p>
@@ -6816,7 +6569,7 @@
     <w:p>
       <w:r>
         <w:pict w14:anchorId="3AD49F71">
-          <v:rect id="_x0000_i1404" style="width:0;height:1.5pt" o:hralign="center" o:hrstd="t" o:hr="t" fillcolor="#a0a0a0" stroked="f"/>
+          <v:rect id="_x0000_i1080" style="width:0;height:1.5pt" o:hralign="center" o:hrstd="t" o:hr="t" fillcolor="#a0a0a0" stroked="f"/>
         </w:pict>
       </w:r>
     </w:p>
@@ -6850,7 +6603,7 @@
     <w:p>
       <w:r>
         <w:pict w14:anchorId="09F58E4B">
-          <v:rect id="_x0000_i1405" style="width:0;height:1.5pt" o:hralign="center" o:hrstd="t" o:hr="t" fillcolor="#a0a0a0" stroked="f"/>
+          <v:rect id="_x0000_i1081" style="width:0;height:1.5pt" o:hralign="center" o:hrstd="t" o:hr="t" fillcolor="#a0a0a0" stroked="f"/>
         </w:pict>
       </w:r>
     </w:p>
@@ -6884,7 +6637,7 @@
     <w:p>
       <w:r>
         <w:pict w14:anchorId="2C60775D">
-          <v:rect id="_x0000_i1406" style="width:0;height:1.5pt" o:hralign="center" o:hrstd="t" o:hr="t" fillcolor="#a0a0a0" stroked="f"/>
+          <v:rect id="_x0000_i1082" style="width:0;height:1.5pt" o:hralign="center" o:hrstd="t" o:hr="t" fillcolor="#a0a0a0" stroked="f"/>
         </w:pict>
       </w:r>
     </w:p>
@@ -6918,7 +6671,7 @@
     <w:p>
       <w:r>
         <w:pict w14:anchorId="0BCFF365">
-          <v:rect id="_x0000_i1407" style="width:0;height:1.5pt" o:hralign="center" o:hrstd="t" o:hr="t" fillcolor="#a0a0a0" stroked="f"/>
+          <v:rect id="_x0000_i1083" style="width:0;height:1.5pt" o:hralign="center" o:hrstd="t" o:hr="t" fillcolor="#a0a0a0" stroked="f"/>
         </w:pict>
       </w:r>
     </w:p>
@@ -6952,7 +6705,7 @@
     <w:p>
       <w:r>
         <w:pict w14:anchorId="43B91D8B">
-          <v:rect id="_x0000_i1408" style="width:0;height:1.5pt" o:hralign="center" o:hrstd="t" o:hr="t" fillcolor="#a0a0a0" stroked="f"/>
+          <v:rect id="_x0000_i1084" style="width:0;height:1.5pt" o:hralign="center" o:hrstd="t" o:hr="t" fillcolor="#a0a0a0" stroked="f"/>
         </w:pict>
       </w:r>
     </w:p>
@@ -6968,23 +6721,7 @@
           <w:b/>
           <w:bCs/>
         </w:rPr>
-        <w:t xml:space="preserve">44. Explain how KNN classifies a new data point using nearest </w:t>
-      </w:r>
-      <w:proofErr w:type="spellStart"/>
-      <w:r>
-        <w:rPr>
-          <w:b/>
-          <w:bCs/>
-        </w:rPr>
-        <w:t>neighbors</w:t>
-      </w:r>
-      <w:proofErr w:type="spellEnd"/>
-      <w:r>
-        <w:rPr>
-          <w:b/>
-          <w:bCs/>
-        </w:rPr>
-        <w:t>.</w:t>
+        <w:t>44. Explain how KNN classifies a new data point using nearest neighbors.</w:t>
       </w:r>
     </w:p>
     <w:p>
@@ -6997,21 +6734,13 @@
         <w:t>Answer:</w:t>
       </w:r>
       <w:r>
-        <w:t xml:space="preserve"> KNN calculates distances between the new point and existing points, selects the nearest </w:t>
-      </w:r>
-      <w:proofErr w:type="spellStart"/>
-      <w:r>
-        <w:t>neighbors</w:t>
-      </w:r>
-      <w:proofErr w:type="spellEnd"/>
-      <w:r>
-        <w:t>, and predicts the majority class.</w:t>
+        <w:t xml:space="preserve"> KNN calculates distances between the new point and existing points, selects the nearest neighbors, and predicts the majority class.</w:t>
       </w:r>
     </w:p>
     <w:p>
       <w:r>
         <w:pict w14:anchorId="2FAF2BA6">
-          <v:rect id="_x0000_i1409" style="width:0;height:1.5pt" o:hralign="center" o:hrstd="t" o:hr="t" fillcolor="#a0a0a0" stroked="f"/>
+          <v:rect id="_x0000_i1085" style="width:0;height:1.5pt" o:hralign="center" o:hrstd="t" o:hr="t" fillcolor="#a0a0a0" stroked="f"/>
         </w:pict>
       </w:r>
     </w:p>
@@ -7045,7 +6774,7 @@
     <w:p>
       <w:r>
         <w:pict w14:anchorId="6E2A4416">
-          <v:rect id="_x0000_i1410" style="width:0;height:1.5pt" o:hralign="center" o:hrstd="t" o:hr="t" fillcolor="#a0a0a0" stroked="f"/>
+          <v:rect id="_x0000_i1086" style="width:0;height:1.5pt" o:hralign="center" o:hrstd="t" o:hr="t" fillcolor="#a0a0a0" stroked="f"/>
         </w:pict>
       </w:r>
     </w:p>
@@ -7079,7 +6808,7 @@
     <w:p>
       <w:r>
         <w:pict w14:anchorId="6682F674">
-          <v:rect id="_x0000_i1411" style="width:0;height:1.5pt" o:hralign="center" o:hrstd="t" o:hr="t" fillcolor="#a0a0a0" stroked="f"/>
+          <v:rect id="_x0000_i1087" style="width:0;height:1.5pt" o:hralign="center" o:hrstd="t" o:hr="t" fillcolor="#a0a0a0" stroked="f"/>
         </w:pict>
       </w:r>
     </w:p>
@@ -7113,7 +6842,7 @@
     <w:p>
       <w:r>
         <w:pict w14:anchorId="4935A0B9">
-          <v:rect id="_x0000_i1412" style="width:0;height:1.5pt" o:hralign="center" o:hrstd="t" o:hr="t" fillcolor="#a0a0a0" stroked="f"/>
+          <v:rect id="_x0000_i1088" style="width:0;height:1.5pt" o:hralign="center" o:hrstd="t" o:hr="t" fillcolor="#a0a0a0" stroked="f"/>
         </w:pict>
       </w:r>
     </w:p>
@@ -7147,7 +6876,7 @@
     <w:p>
       <w:r>
         <w:pict w14:anchorId="2963B838">
-          <v:rect id="_x0000_i1413" style="width:0;height:1.5pt" o:hralign="center" o:hrstd="t" o:hr="t" fillcolor="#a0a0a0" stroked="f"/>
+          <v:rect id="_x0000_i1089" style="width:0;height:1.5pt" o:hralign="center" o:hrstd="t" o:hr="t" fillcolor="#a0a0a0" stroked="f"/>
         </w:pict>
       </w:r>
     </w:p>
@@ -7181,7 +6910,7 @@
     <w:p>
       <w:r>
         <w:pict w14:anchorId="719EFC1B">
-          <v:rect id="_x0000_i1414" style="width:0;height:1.5pt" o:hralign="center" o:hrstd="t" o:hr="t" fillcolor="#a0a0a0" stroked="f"/>
+          <v:rect id="_x0000_i1090" style="width:0;height:1.5pt" o:hralign="center" o:hrstd="t" o:hr="t" fillcolor="#a0a0a0" stroked="f"/>
         </w:pict>
       </w:r>
     </w:p>
@@ -7215,7 +6944,7 @@
     <w:p>
       <w:r>
         <w:pict w14:anchorId="7B3A87C0">
-          <v:rect id="_x0000_i1415" style="width:0;height:1.5pt" o:hralign="center" o:hrstd="t" o:hr="t" fillcolor="#a0a0a0" stroked="f"/>
+          <v:rect id="_x0000_i1091" style="width:0;height:1.5pt" o:hralign="center" o:hrstd="t" o:hr="t" fillcolor="#a0a0a0" stroked="f"/>
         </w:pict>
       </w:r>
     </w:p>
@@ -7231,7 +6960,14 @@
           <w:b/>
           <w:bCs/>
         </w:rPr>
-        <w:t>08 – 05 - 2026</w:t>
+        <w:t>14</w:t>
+      </w:r>
+      <w:r>
+        <w:rPr>
+          <w:b/>
+          <w:bCs/>
+        </w:rPr>
+        <w:t xml:space="preserve"> – 05 - 2026</w:t>
       </w:r>
     </w:p>
     <w:p/>
@@ -10285,6 +10021,7 @@
   <w:style w:type="character" w:default="1" w:styleId="DefaultParagraphFont">
     <w:name w:val="Default Paragraph Font"/>
     <w:uiPriority w:val="1"/>
+    <w:semiHidden/>
     <w:unhideWhenUsed/>
   </w:style>
   <w:style w:type="table" w:default="1" w:styleId="TableNormal">

--- a/Machine Learning.docx
+++ b/Machine Learning.docx
@@ -526,9 +526,11 @@
           <w:numId w:val="2"/>
         </w:numPr>
       </w:pPr>
+      <w:proofErr w:type="gramStart"/>
       <w:r>
         <w:t>Store Room</w:t>
       </w:r>
+      <w:proofErr w:type="gramEnd"/>
     </w:p>
     <w:p>
       <w:pPr>
@@ -548,9 +550,11 @@
           <w:numId w:val="2"/>
         </w:numPr>
       </w:pPr>
+      <w:proofErr w:type="spellStart"/>
       <w:r>
         <w:t>Sitout</w:t>
       </w:r>
+      <w:proofErr w:type="spellEnd"/>
     </w:p>
     <w:p>
       <w:pPr>
@@ -734,7 +738,15 @@
           </w:tcPr>
           <w:p>
             <w:r>
-              <w:t>Clean and analyze data before training.</w:t>
+              <w:t xml:space="preserve">Clean and </w:t>
+            </w:r>
+            <w:proofErr w:type="spellStart"/>
+            <w:r>
+              <w:t>analyze</w:t>
+            </w:r>
+            <w:proofErr w:type="spellEnd"/>
+            <w:r>
+              <w:t xml:space="preserve"> data before training.</w:t>
             </w:r>
           </w:p>
         </w:tc>
@@ -1219,12 +1231,21 @@
       <w:r>
         <w:t xml:space="preserve">Supervised learning uses </w:t>
       </w:r>
-      <w:r>
-        <w:rPr>
-          <w:b/>
-          <w:bCs/>
-        </w:rPr>
-        <w:t>labeled data</w:t>
+      <w:proofErr w:type="spellStart"/>
+      <w:r>
+        <w:rPr>
+          <w:b/>
+          <w:bCs/>
+        </w:rPr>
+        <w:t>labeled</w:t>
+      </w:r>
+      <w:proofErr w:type="spellEnd"/>
+      <w:r>
+        <w:rPr>
+          <w:b/>
+          <w:bCs/>
+        </w:rPr>
+        <w:t xml:space="preserve"> data</w:t>
       </w:r>
       <w:r>
         <w:t>.</w:t>
@@ -1269,7 +1290,15 @@
     </w:p>
     <w:p>
       <w:r>
-        <w:t>Input Data + Correct Output(Label) → Model Training</w:t>
+        <w:t xml:space="preserve">Input Data + Correct </w:t>
+      </w:r>
+      <w:proofErr w:type="gramStart"/>
+      <w:r>
+        <w:t>Output(</w:t>
+      </w:r>
+      <w:proofErr w:type="gramEnd"/>
+      <w:r>
+        <w:t>Label) → Model Training</w:t>
       </w:r>
     </w:p>
     <w:p>
@@ -1610,7 +1639,15 @@
               <w:t xml:space="preserve">SKLDRN → </w:t>
             </w:r>
             <w:r>
-              <w:t>resembles “sklearn” (ML-related</w:t>
+              <w:t>resembles “</w:t>
+            </w:r>
+            <w:proofErr w:type="spellStart"/>
+            <w:r>
+              <w:t>sklearn</w:t>
+            </w:r>
+            <w:proofErr w:type="spellEnd"/>
+            <w:r>
+              <w:t>” (ML-related</w:t>
             </w:r>
             <w:r>
               <w:rPr>
@@ -1634,7 +1671,15 @@
           </w:tcPr>
           <w:p>
             <w:r>
-              <w:t>K-Nearest Neighbors (KNN)</w:t>
+              <w:t xml:space="preserve">K-Nearest </w:t>
+            </w:r>
+            <w:proofErr w:type="spellStart"/>
+            <w:r>
+              <w:t>Neighbors</w:t>
+            </w:r>
+            <w:proofErr w:type="spellEnd"/>
+            <w:r>
+              <w:t xml:space="preserve"> (KNN)</w:t>
             </w:r>
           </w:p>
         </w:tc>
@@ -1951,12 +1996,21 @@
       <w:r>
         <w:t xml:space="preserve">Unsupervised learning uses </w:t>
       </w:r>
-      <w:r>
-        <w:rPr>
-          <w:b/>
-          <w:bCs/>
-        </w:rPr>
-        <w:t>unlabeled data</w:t>
+      <w:proofErr w:type="spellStart"/>
+      <w:r>
+        <w:rPr>
+          <w:b/>
+          <w:bCs/>
+        </w:rPr>
+        <w:t>unlabeled</w:t>
+      </w:r>
+      <w:proofErr w:type="spellEnd"/>
+      <w:r>
+        <w:rPr>
+          <w:b/>
+          <w:bCs/>
+        </w:rPr>
+        <w:t xml:space="preserve"> data</w:t>
       </w:r>
       <w:r>
         <w:t>.</w:t>
@@ -2976,7 +3030,15 @@
           </w:tcPr>
           <w:p>
             <w:r>
-              <w:t>Uses labeled data</w:t>
+              <w:t xml:space="preserve">Uses </w:t>
+            </w:r>
+            <w:proofErr w:type="spellStart"/>
+            <w:r>
+              <w:t>labeled</w:t>
+            </w:r>
+            <w:proofErr w:type="spellEnd"/>
+            <w:r>
+              <w:t xml:space="preserve"> data</w:t>
             </w:r>
           </w:p>
         </w:tc>
@@ -3005,7 +3067,15 @@
           </w:tcPr>
           <w:p>
             <w:r>
-              <w:t>Uses unlabeled data</w:t>
+              <w:t xml:space="preserve">Uses </w:t>
+            </w:r>
+            <w:proofErr w:type="spellStart"/>
+            <w:r>
+              <w:t>unlabeled</w:t>
+            </w:r>
+            <w:proofErr w:type="spellEnd"/>
+            <w:r>
+              <w:t xml:space="preserve"> data</w:t>
             </w:r>
           </w:p>
         </w:tc>
@@ -3457,10 +3527,12 @@
             <w:hideMark/>
           </w:tcPr>
           <w:p>
+            <w:proofErr w:type="gramStart"/>
             <w:r>
               <w:lastRenderedPageBreak/>
               <w:t>Social Media</w:t>
             </w:r>
+            <w:proofErr w:type="gramEnd"/>
           </w:p>
         </w:tc>
         <w:tc>
@@ -4150,9 +4222,11 @@
             <w:hideMark/>
           </w:tcPr>
           <w:p>
+            <w:proofErr w:type="spellStart"/>
             <w:r>
               <w:t>Setosa</w:t>
             </w:r>
+            <w:proofErr w:type="spellEnd"/>
           </w:p>
         </w:tc>
       </w:tr>
@@ -4280,7 +4354,23 @@
           <w:b/>
           <w:bCs/>
         </w:rPr>
-        <w:t>K-Nearest Neighbors (KNN)</w:t>
+        <w:t xml:space="preserve">K-Nearest </w:t>
+      </w:r>
+      <w:proofErr w:type="spellStart"/>
+      <w:r>
+        <w:rPr>
+          <w:b/>
+          <w:bCs/>
+        </w:rPr>
+        <w:t>Neighbors</w:t>
+      </w:r>
+      <w:proofErr w:type="spellEnd"/>
+      <w:r>
+        <w:rPr>
+          <w:b/>
+          <w:bCs/>
+        </w:rPr>
+        <w:t xml:space="preserve"> (KNN)</w:t>
       </w:r>
     </w:p>
     <w:p>
@@ -4292,8 +4382,17 @@
           <w:b/>
           <w:bCs/>
         </w:rPr>
-        <w:t>K-Nearest Neighbors</w:t>
-      </w:r>
+        <w:t xml:space="preserve">K-Nearest </w:t>
+      </w:r>
+      <w:proofErr w:type="spellStart"/>
+      <w:r>
+        <w:rPr>
+          <w:b/>
+          <w:bCs/>
+        </w:rPr>
+        <w:t>Neighbors</w:t>
+      </w:r>
+      <w:proofErr w:type="spellEnd"/>
       <w:r>
         <w:t>.</w:t>
       </w:r>
@@ -4363,7 +4462,15 @@
         </w:numPr>
       </w:pPr>
       <w:r>
-        <w:t>It classifies a data point based on the classes of its nearest neighbors.</w:t>
+        <w:t xml:space="preserve">It classifies a data point based on the classes of its nearest </w:t>
+      </w:r>
+      <w:proofErr w:type="spellStart"/>
+      <w:r>
+        <w:t>neighbors</w:t>
+      </w:r>
+      <w:proofErr w:type="spellEnd"/>
+      <w:r>
+        <w:t>.</w:t>
       </w:r>
     </w:p>
     <w:p>
@@ -5430,7 +5537,15 @@
         <w:t>Answer:</w:t>
       </w:r>
       <w:r>
-        <w:t xml:space="preserve"> Supervised learning is a type of ML where the model is trained using labeled data containing both inputs and correct outputs.</w:t>
+        <w:t xml:space="preserve"> Supervised learning is a type of ML where the model is trained using </w:t>
+      </w:r>
+      <w:proofErr w:type="spellStart"/>
+      <w:r>
+        <w:t>labeled</w:t>
+      </w:r>
+      <w:proofErr w:type="spellEnd"/>
+      <w:r>
+        <w:t xml:space="preserve"> data containing both inputs and correct outputs.</w:t>
       </w:r>
     </w:p>
     <w:p>
@@ -5465,7 +5580,15 @@
         <w:t>Answer:</w:t>
       </w:r>
       <w:r>
-        <w:t xml:space="preserve"> Unsupervised learning is a type of ML where the model learns patterns from unlabeled data without correct outputs.</w:t>
+        <w:t xml:space="preserve"> Unsupervised learning is a type of ML where the model learns patterns from </w:t>
+      </w:r>
+      <w:proofErr w:type="spellStart"/>
+      <w:r>
+        <w:t>unlabeled</w:t>
+      </w:r>
+      <w:proofErr w:type="spellEnd"/>
+      <w:r>
+        <w:t xml:space="preserve"> data without correct outputs.</w:t>
       </w:r>
     </w:p>
     <w:p>
@@ -5669,7 +5792,15 @@
         <w:t>Answer:</w:t>
       </w:r>
       <w:r>
-        <w:t xml:space="preserve"> EDA is the process of analyzing and visualizing data to understand patterns, trends, and relationships before model training.</w:t>
+        <w:t xml:space="preserve"> EDA is the process of </w:t>
+      </w:r>
+      <w:proofErr w:type="spellStart"/>
+      <w:r>
+        <w:t>analyzing</w:t>
+      </w:r>
+      <w:proofErr w:type="spellEnd"/>
+      <w:r>
+        <w:t xml:space="preserve"> and visualizing data to understand patterns, trends, and relationships before model training.</w:t>
       </w:r>
     </w:p>
     <w:p>
@@ -6060,7 +6191,15 @@
         <w:t>Answer:</w:t>
       </w:r>
       <w:r>
-        <w:t xml:space="preserve"> The Iris dataset is a famous ML dataset containing three flower classes: Setosa, Versicolor, and Virginica.</w:t>
+        <w:t xml:space="preserve"> The Iris dataset is a famous ML dataset containing three flower classes: </w:t>
+      </w:r>
+      <w:proofErr w:type="spellStart"/>
+      <w:r>
+        <w:t>Setosa</w:t>
+      </w:r>
+      <w:proofErr w:type="spellEnd"/>
+      <w:r>
+        <w:t>, Versicolor, and Virginica.</w:t>
       </w:r>
     </w:p>
     <w:p>
@@ -6082,7 +6221,23 @@
           <w:b/>
           <w:bCs/>
         </w:rPr>
-        <w:t>26. What is K-Nearest Neighbors (KNN)?</w:t>
+        <w:t xml:space="preserve">26. What is K-Nearest </w:t>
+      </w:r>
+      <w:proofErr w:type="spellStart"/>
+      <w:r>
+        <w:rPr>
+          <w:b/>
+          <w:bCs/>
+        </w:rPr>
+        <w:t>Neighbors</w:t>
+      </w:r>
+      <w:proofErr w:type="spellEnd"/>
+      <w:r>
+        <w:rPr>
+          <w:b/>
+          <w:bCs/>
+        </w:rPr>
+        <w:t xml:space="preserve"> (KNN)?</w:t>
       </w:r>
     </w:p>
     <w:p>
@@ -6094,7 +6249,15 @@
         <w:t>Answer:</w:t>
       </w:r>
       <w:r>
-        <w:t xml:space="preserve"> KNN is a supervised learning algorithm that classifies data based on the nearest neighboring data points.</w:t>
+        <w:t xml:space="preserve"> KNN is a supervised learning algorithm that classifies data based on the nearest </w:t>
+      </w:r>
+      <w:proofErr w:type="spellStart"/>
+      <w:r>
+        <w:t>neighboring</w:t>
+      </w:r>
+      <w:proofErr w:type="spellEnd"/>
+      <w:r>
+        <w:t xml:space="preserve"> data points.</w:t>
       </w:r>
     </w:p>
     <w:p>
@@ -6128,7 +6291,15 @@
         <w:t>Answer:</w:t>
       </w:r>
       <w:r>
-        <w:t xml:space="preserve"> KNN uses distance metrics to identify the nearest neighbors for prediction.</w:t>
+        <w:t xml:space="preserve"> KNN uses distance metrics to identify the nearest </w:t>
+      </w:r>
+      <w:proofErr w:type="spellStart"/>
+      <w:r>
+        <w:t>neighbors</w:t>
+      </w:r>
+      <w:proofErr w:type="spellEnd"/>
+      <w:r>
+        <w:t xml:space="preserve"> for prediction.</w:t>
       </w:r>
     </w:p>
     <w:p>
@@ -6167,7 +6338,31 @@
     </w:p>
     <w:p>
       <w:r>
-        <w:t>genui{"math_block_widget_always_prefetch_v2":{"content":"d=\sqrt{(x_2-x_1)^2+(y_2-y_1)^2}"}}</w:t>
+        <w:t>genui{"math_block_widget_always_prefetch_v2</w:t>
+      </w:r>
+      <w:proofErr w:type="gramStart"/>
+      <w:r>
+        <w:t>":{</w:t>
+      </w:r>
+      <w:proofErr w:type="gramEnd"/>
+      <w:r>
+        <w:t>"content":"d=\sqrt{(x_2-x_</w:t>
+      </w:r>
+      <w:proofErr w:type="gramStart"/>
+      <w:r>
+        <w:t>1)^</w:t>
+      </w:r>
+      <w:proofErr w:type="gramEnd"/>
+      <w:r>
+        <w:t>2+(y_2-y_</w:t>
+      </w:r>
+      <w:proofErr w:type="gramStart"/>
+      <w:r>
+        <w:t>1)^</w:t>
+      </w:r>
+      <w:proofErr w:type="gramEnd"/>
+      <w:r>
+        <w:t>2}"}}</w:t>
       </w:r>
     </w:p>
     <w:p>
@@ -6241,7 +6436,15 @@
         <w:t>Answer:</w:t>
       </w:r>
       <w:r>
-        <w:t xml:space="preserve"> KNN identifies the nearest neighbors and assigns the class that appears most frequently among them.</w:t>
+        <w:t xml:space="preserve"> KNN identifies the nearest </w:t>
+      </w:r>
+      <w:proofErr w:type="spellStart"/>
+      <w:r>
+        <w:t>neighbors</w:t>
+      </w:r>
+      <w:proofErr w:type="spellEnd"/>
+      <w:r>
+        <w:t xml:space="preserve"> and assigns the class that appears most frequently among them.</w:t>
       </w:r>
     </w:p>
     <w:p>
@@ -6331,7 +6534,39 @@
           <w:b/>
           <w:bCs/>
         </w:rPr>
-        <w:t>33. Differentiate between labeled and unlabeled data.</w:t>
+        <w:t xml:space="preserve">33. Differentiate between </w:t>
+      </w:r>
+      <w:proofErr w:type="spellStart"/>
+      <w:r>
+        <w:rPr>
+          <w:b/>
+          <w:bCs/>
+        </w:rPr>
+        <w:t>labeled</w:t>
+      </w:r>
+      <w:proofErr w:type="spellEnd"/>
+      <w:r>
+        <w:rPr>
+          <w:b/>
+          <w:bCs/>
+        </w:rPr>
+        <w:t xml:space="preserve"> and </w:t>
+      </w:r>
+      <w:proofErr w:type="spellStart"/>
+      <w:r>
+        <w:rPr>
+          <w:b/>
+          <w:bCs/>
+        </w:rPr>
+        <w:t>unlabeled</w:t>
+      </w:r>
+      <w:proofErr w:type="spellEnd"/>
+      <w:r>
+        <w:rPr>
+          <w:b/>
+          <w:bCs/>
+        </w:rPr>
+        <w:t xml:space="preserve"> data.</w:t>
       </w:r>
     </w:p>
     <w:p>
@@ -6343,7 +6578,23 @@
         <w:t>Answer:</w:t>
       </w:r>
       <w:r>
-        <w:t xml:space="preserve"> Labeled data contains input-output pairs, while unlabeled data contains only inputs without outputs.</w:t>
+        <w:t xml:space="preserve"> </w:t>
+      </w:r>
+      <w:proofErr w:type="spellStart"/>
+      <w:r>
+        <w:t>Labeled</w:t>
+      </w:r>
+      <w:proofErr w:type="spellEnd"/>
+      <w:r>
+        <w:t xml:space="preserve"> data contains input-output pairs, while </w:t>
+      </w:r>
+      <w:proofErr w:type="spellStart"/>
+      <w:r>
+        <w:t>unlabeled</w:t>
+      </w:r>
+      <w:proofErr w:type="spellEnd"/>
+      <w:r>
+        <w:t xml:space="preserve"> data contains only inputs without outputs.</w:t>
       </w:r>
     </w:p>
     <w:p>
@@ -6377,7 +6628,23 @@
         <w:t>Answer:</w:t>
       </w:r>
       <w:r>
-        <w:t xml:space="preserve"> Supervised learning uses labeled data, whereas unsupervised learning uses unlabeled data to find hidden patterns.</w:t>
+        <w:t xml:space="preserve"> Supervised learning uses </w:t>
+      </w:r>
+      <w:proofErr w:type="spellStart"/>
+      <w:r>
+        <w:t>labeled</w:t>
+      </w:r>
+      <w:proofErr w:type="spellEnd"/>
+      <w:r>
+        <w:t xml:space="preserve"> data, whereas unsupervised learning uses </w:t>
+      </w:r>
+      <w:proofErr w:type="spellStart"/>
+      <w:r>
+        <w:t>unlabeled</w:t>
+      </w:r>
+      <w:proofErr w:type="spellEnd"/>
+      <w:r>
+        <w:t xml:space="preserve"> data to find hidden patterns.</w:t>
       </w:r>
     </w:p>
     <w:p>
@@ -6426,7 +6693,15 @@
         <w:t>Answer:</w:t>
       </w:r>
       <w:r>
-        <w:t xml:space="preserve"> ML algorithms analyze patterns and relationships in training data and automatically generate prediction rules without explicit programming.</w:t>
+        <w:t xml:space="preserve"> ML algorithms </w:t>
+      </w:r>
+      <w:proofErr w:type="spellStart"/>
+      <w:r>
+        <w:t>analyze</w:t>
+      </w:r>
+      <w:proofErr w:type="spellEnd"/>
+      <w:r>
+        <w:t xml:space="preserve"> patterns and relationships in training data and automatically generate prediction rules without explicit programming.</w:t>
       </w:r>
     </w:p>
     <w:p>
@@ -6495,7 +6770,15 @@
         <w:t>Answer:</w:t>
       </w:r>
       <w:r>
-        <w:t xml:space="preserve"> EDA is time-consuming because data must be cleaned, visualized, and analyzed before model training.</w:t>
+        <w:t xml:space="preserve"> EDA is time-consuming because data must be cleaned, visualized, and </w:t>
+      </w:r>
+      <w:proofErr w:type="spellStart"/>
+      <w:r>
+        <w:t>analyzed</w:t>
+      </w:r>
+      <w:proofErr w:type="spellEnd"/>
+      <w:r>
+        <w:t xml:space="preserve"> before model training.</w:t>
       </w:r>
     </w:p>
     <w:p>
@@ -6721,7 +7004,23 @@
           <w:b/>
           <w:bCs/>
         </w:rPr>
-        <w:t>44. Explain how KNN classifies a new data point using nearest neighbors.</w:t>
+        <w:t xml:space="preserve">44. Explain how KNN classifies a new data point using nearest </w:t>
+      </w:r>
+      <w:proofErr w:type="spellStart"/>
+      <w:r>
+        <w:rPr>
+          <w:b/>
+          <w:bCs/>
+        </w:rPr>
+        <w:t>neighbors</w:t>
+      </w:r>
+      <w:proofErr w:type="spellEnd"/>
+      <w:r>
+        <w:rPr>
+          <w:b/>
+          <w:bCs/>
+        </w:rPr>
+        <w:t>.</w:t>
       </w:r>
     </w:p>
     <w:p>
@@ -6734,7 +7033,15 @@
         <w:t>Answer:</w:t>
       </w:r>
       <w:r>
-        <w:t xml:space="preserve"> KNN calculates distances between the new point and existing points, selects the nearest neighbors, and predicts the majority class.</w:t>
+        <w:t xml:space="preserve"> KNN calculates distances between the new point and existing points, selects the nearest </w:t>
+      </w:r>
+      <w:proofErr w:type="spellStart"/>
+      <w:r>
+        <w:t>neighbors</w:t>
+      </w:r>
+      <w:proofErr w:type="spellEnd"/>
+      <w:r>
+        <w:t>, and predicts the majority class.</w:t>
       </w:r>
     </w:p>
     <w:p>
@@ -6960,14 +7267,159 @@
           <w:b/>
           <w:bCs/>
         </w:rPr>
-        <w:t>14</w:t>
-      </w:r>
-      <w:r>
-        <w:rPr>
-          <w:b/>
-          <w:bCs/>
-        </w:rPr>
-        <w:t xml:space="preserve"> – 05 - 2026</w:t>
+        <w:t>08</w:t>
+      </w:r>
+      <w:r>
+        <w:rPr>
+          <w:b/>
+          <w:bCs/>
+        </w:rPr>
+        <w:t xml:space="preserve"> – 0</w:t>
+      </w:r>
+      <w:r>
+        <w:rPr>
+          <w:b/>
+          <w:bCs/>
+        </w:rPr>
+        <w:t>6</w:t>
+      </w:r>
+      <w:r>
+        <w:rPr>
+          <w:b/>
+          <w:bCs/>
+        </w:rPr>
+        <w:t xml:space="preserve"> </w:t>
+      </w:r>
+      <w:r>
+        <w:rPr>
+          <w:b/>
+          <w:bCs/>
+        </w:rPr>
+        <w:t>–</w:t>
+      </w:r>
+      <w:r>
+        <w:rPr>
+          <w:b/>
+          <w:bCs/>
+        </w:rPr>
+        <w:t xml:space="preserve"> 2026</w:t>
+      </w:r>
+    </w:p>
+    <w:p>
+      <w:pPr>
+        <w:rPr>
+          <w:b/>
+          <w:bCs/>
+        </w:rPr>
+      </w:pPr>
+      <w:r>
+        <w:rPr>
+          <w:b/>
+          <w:bCs/>
+        </w:rPr>
+        <w:t>WCSS K Means</w:t>
+      </w:r>
+    </w:p>
+    <w:p>
+      <w:pPr>
+        <w:rPr>
+          <w:b/>
+          <w:bCs/>
+        </w:rPr>
+      </w:pPr>
+    </w:p>
+    <w:p>
+      <w:r>
+        <w:lastRenderedPageBreak/>
+        <w:drawing>
+          <wp:inline distT="0" distB="0" distL="0" distR="0" wp14:anchorId="4F22C256" wp14:editId="11C8F7A8">
+            <wp:extent cx="5731510" cy="4571365"/>
+            <wp:effectExtent l="0" t="0" r="2540" b="635"/>
+            <wp:docPr id="1298087915" name="Picture 1"/>
+            <wp:cNvGraphicFramePr>
+              <a:graphicFrameLocks xmlns:a="http://schemas.openxmlformats.org/drawingml/2006/main" noChangeAspect="1"/>
+            </wp:cNvGraphicFramePr>
+            <a:graphic xmlns:a="http://schemas.openxmlformats.org/drawingml/2006/main">
+              <a:graphicData uri="http://schemas.openxmlformats.org/drawingml/2006/picture">
+                <pic:pic xmlns:pic="http://schemas.openxmlformats.org/drawingml/2006/picture">
+                  <pic:nvPicPr>
+                    <pic:cNvPr id="1298087915" name=""/>
+                    <pic:cNvPicPr/>
+                  </pic:nvPicPr>
+                  <pic:blipFill>
+                    <a:blip r:embed="rId7"/>
+                    <a:stretch>
+                      <a:fillRect/>
+                    </a:stretch>
+                  </pic:blipFill>
+                  <pic:spPr>
+                    <a:xfrm>
+                      <a:off x="0" y="0"/>
+                      <a:ext cx="5731510" cy="4571365"/>
+                    </a:xfrm>
+                    <a:prstGeom prst="rect">
+                      <a:avLst/>
+                    </a:prstGeom>
+                  </pic:spPr>
+                </pic:pic>
+              </a:graphicData>
+            </a:graphic>
+          </wp:inline>
+        </w:drawing>
+      </w:r>
+    </w:p>
+    <w:p>
+      <w:r>
+        <w:drawing>
+          <wp:inline distT="0" distB="0" distL="0" distR="0" wp14:anchorId="7E6F9FB1" wp14:editId="3C9F187E">
+            <wp:extent cx="5731510" cy="3787140"/>
+            <wp:effectExtent l="0" t="0" r="2540" b="3810"/>
+            <wp:docPr id="1352455213" name="Picture 1"/>
+            <wp:cNvGraphicFramePr>
+              <a:graphicFrameLocks xmlns:a="http://schemas.openxmlformats.org/drawingml/2006/main" noChangeAspect="1"/>
+            </wp:cNvGraphicFramePr>
+            <a:graphic xmlns:a="http://schemas.openxmlformats.org/drawingml/2006/main">
+              <a:graphicData uri="http://schemas.openxmlformats.org/drawingml/2006/picture">
+                <pic:pic xmlns:pic="http://schemas.openxmlformats.org/drawingml/2006/picture">
+                  <pic:nvPicPr>
+                    <pic:cNvPr id="1352455213" name=""/>
+                    <pic:cNvPicPr/>
+                  </pic:nvPicPr>
+                  <pic:blipFill>
+                    <a:blip r:embed="rId8"/>
+                    <a:stretch>
+                      <a:fillRect/>
+                    </a:stretch>
+                  </pic:blipFill>
+                  <pic:spPr>
+                    <a:xfrm>
+                      <a:off x="0" y="0"/>
+                      <a:ext cx="5731510" cy="3787140"/>
+                    </a:xfrm>
+                    <a:prstGeom prst="rect">
+                      <a:avLst/>
+                    </a:prstGeom>
+                  </pic:spPr>
+                </pic:pic>
+              </a:graphicData>
+            </a:graphic>
+          </wp:inline>
+        </w:drawing>
+      </w:r>
+    </w:p>
+    <w:p>
+      <w:r>
+        <w:t>WCSS always decrease when K increases</w:t>
+      </w:r>
+    </w:p>
+    <w:p>
+      <w:r>
+        <w:rPr>
+          <w:b/>
+          <w:bCs/>
+        </w:rPr>
+        <w:lastRenderedPageBreak/>
+        <w:t>WCSS tells you how spread out the people are inside their assigned groups; smaller WCSS means the groups are more compact and similar.</w:t>
       </w:r>
     </w:p>
     <w:p/>
@@ -10021,7 +10473,6 @@
   <w:style w:type="character" w:default="1" w:styleId="DefaultParagraphFont">
     <w:name w:val="Default Paragraph Font"/>
     <w:uiPriority w:val="1"/>
-    <w:semiHidden/>
     <w:unhideWhenUsed/>
   </w:style>
   <w:style w:type="table" w:default="1" w:styleId="TableNormal">
